--- a/MAU BB TO TUNG/BB XDD - RA CAM - NHAN CHUNG/Bien ban mua- ban - giao - nhan  - su dung Ma tuy/RA SOAT NHAN CHUNG TRUC TIEP NOI MUA MA TUY 146-128.docx
+++ b/MAU BB TO TUNG/BB XDD - RA CAM - NHAN CHUNG/Bien ban mua- ban - giao - nhan  - su dung Ma tuy/RA SOAT NHAN CHUNG TRUC TIEP NOI MUA MA TUY 146-128.docx
@@ -616,26 +616,26 @@
       <w:r>
         <w:rPr>
           <w:rFonts w:eastAsia="Times New Roman"/>
-          <w:color w:val="EE0000"/>
-          <w:spacing w:val="-2"/>
-        </w:rPr>
-        <w:t>{doituong2_ho_va_ten} {doituong3_ho_va_ten} {doituong4_ho_va_ten} {doituong5_ho_va_ten} {doituong6_ho_va_ten} {doituong7_ho_va_ten} {doituong8_ho_va_ten} {doituong9_ho_va_ten} {doituong10_ho_va_ten}</w:t>
-      </w:r>
-      <w:r>
-        <w:rPr>
-          <w:rFonts w:eastAsia="Times New Roman"/>
-          <w:color w:val="000000"/>
-          <w:spacing w:val="-2"/>
-        </w:rPr>
-        <w:t xml:space="preserve"> </w:t>
-      </w:r>
-      <w:r>
-        <w:rPr>
-          <w:rFonts w:eastAsia="Times New Roman"/>
           <w:color w:val="385623" w:themeColor="accent6" w:themeShade="80"/>
           <w:spacing w:val="-2"/>
         </w:rPr>
-        <w:t xml:space="preserve">đối tượng không rõ lai lịch </w:t>
+        <w:t xml:space="preserve">đối tượng </w:t>
+      </w:r>
+      <w:r>
+        <w:rPr>
+          <w:rFonts w:eastAsia="Times New Roman"/>
+          <w:color w:val="385623" w:themeColor="accent6" w:themeShade="80"/>
+          <w:spacing w:val="-2"/>
+        </w:rPr>
+        <w:t>chưa</w:t>
+      </w:r>
+      <w:r>
+        <w:rPr>
+          <w:rFonts w:eastAsia="Times New Roman"/>
+          <w:color w:val="385623" w:themeColor="accent6" w:themeShade="80"/>
+          <w:spacing w:val="-2"/>
+        </w:rPr>
+        <w:t xml:space="preserve"> rõ lai lịch </w:t>
       </w:r>
       <w:r>
         <w:rPr>
@@ -1512,26 +1512,26 @@
       <w:r>
         <w:rPr>
           <w:rFonts w:eastAsia="Times New Roman"/>
-          <w:color w:val="EE0000"/>
-          <w:spacing w:val="-2"/>
-        </w:rPr>
-        <w:t>{doituong2_ho_va_ten} {doituong3_ho_va_ten} {doituong4_ho_va_ten} {doituong5_ho_va_ten} {doituong6_ho_va_ten} {doituong7_ho_va_ten} {doituong8_ho_va_ten} {doituong9_ho_va_ten} {doituong10_ho_va_ten}</w:t>
-      </w:r>
-      <w:r>
-        <w:rPr>
-          <w:rFonts w:eastAsia="Times New Roman"/>
-          <w:color w:val="000000"/>
-          <w:spacing w:val="-2"/>
-        </w:rPr>
-        <w:t xml:space="preserve"> </w:t>
-      </w:r>
-      <w:r>
-        <w:rPr>
-          <w:rFonts w:eastAsia="Times New Roman"/>
           <w:color w:val="385623" w:themeColor="accent6" w:themeShade="80"/>
           <w:spacing w:val="-2"/>
         </w:rPr>
-        <w:t xml:space="preserve">đối tượng không rõ lai lịch </w:t>
+        <w:t xml:space="preserve">đối tượng </w:t>
+      </w:r>
+      <w:r>
+        <w:rPr>
+          <w:rFonts w:eastAsia="Times New Roman"/>
+          <w:color w:val="385623" w:themeColor="accent6" w:themeShade="80"/>
+          <w:spacing w:val="-2"/>
+        </w:rPr>
+        <w:t>chưa</w:t>
+      </w:r>
+      <w:r>
+        <w:rPr>
+          <w:rFonts w:eastAsia="Times New Roman"/>
+          <w:color w:val="385623" w:themeColor="accent6" w:themeShade="80"/>
+          <w:spacing w:val="-2"/>
+        </w:rPr>
+        <w:t xml:space="preserve"> rõ lai lịch </w:t>
       </w:r>
       <w:r>
         <w:rPr>
@@ -1968,7 +1968,6 @@
                 <w:color w:val="000000"/>
                 <w:lang w:val="en-GB"/>
               </w:rPr>
-              <w:lastRenderedPageBreak/>
               <w:t xml:space="preserve"> </w:t>
             </w:r>
             <w:r>
